--- a/modules/module-12-darwin-evolution/module-12-darwin-evolution-key-points.docx
+++ b/modules/module-12-darwin-evolution/module-12-darwin-evolution-key-points.docx
@@ -335,7 +335,7 @@
         <w:rPr>
           <w:rFonts w:ascii="Courier New" w:hAnsi="Courier New"/>
         </w:rPr>
-        <w:t>lab-12_darwin-evolution.md</w:t>
+        <w:t>lab-13_darwin-evolution.md</w:t>
       </w:r>
     </w:p>
     <w:p>

--- a/modules/module-12-darwin-evolution/module-12-darwin-evolution-key-points.docx
+++ b/modules/module-12-darwin-evolution/module-12-darwin-evolution-key-points.docx
@@ -24,6 +24,9 @@
       </w:r>
     </w:p>
     <w:p>
+      <w:pPr>
+        <w:keepLines/>
+      </w:pPr>
       <w:r>
         <w:t xml:space="preserve">1. </w:t>
       </w:r>
@@ -32,6 +35,9 @@
       </w:r>
     </w:p>
     <w:p>
+      <w:pPr>
+        <w:keepLines/>
+      </w:pPr>
       <w:r>
         <w:t xml:space="preserve">2. </w:t>
       </w:r>
@@ -40,6 +46,9 @@
       </w:r>
     </w:p>
     <w:p>
+      <w:pPr>
+        <w:keepLines/>
+      </w:pPr>
       <w:r>
         <w:t xml:space="preserve">3. </w:t>
       </w:r>
@@ -48,6 +57,9 @@
       </w:r>
     </w:p>
     <w:p>
+      <w:pPr>
+        <w:keepLines/>
+      </w:pPr>
       <w:r>
         <w:t xml:space="preserve">4. </w:t>
       </w:r>
@@ -56,6 +68,9 @@
       </w:r>
     </w:p>
     <w:p>
+      <w:pPr>
+        <w:keepLines/>
+      </w:pPr>
       <w:r>
         <w:t xml:space="preserve">5. </w:t>
       </w:r>
@@ -72,6 +87,9 @@
       </w:r>
     </w:p>
     <w:p>
+      <w:pPr>
+        <w:keepLines/>
+      </w:pPr>
       <w:r>
         <w:t xml:space="preserve">• </w:t>
       </w:r>
@@ -80,6 +98,9 @@
       </w:r>
     </w:p>
     <w:p>
+      <w:pPr>
+        <w:keepLines/>
+      </w:pPr>
       <w:r>
         <w:t xml:space="preserve">• </w:t>
       </w:r>
@@ -88,6 +109,9 @@
       </w:r>
     </w:p>
     <w:p>
+      <w:pPr>
+        <w:keepLines/>
+      </w:pPr>
       <w:r>
         <w:t xml:space="preserve">• </w:t>
       </w:r>
@@ -96,6 +120,9 @@
       </w:r>
     </w:p>
     <w:p>
+      <w:pPr>
+        <w:keepLines/>
+      </w:pPr>
       <w:r>
         <w:t xml:space="preserve">• </w:t>
       </w:r>
@@ -104,6 +131,9 @@
       </w:r>
     </w:p>
     <w:p>
+      <w:pPr>
+        <w:keepLines/>
+      </w:pPr>
       <w:r>
         <w:t xml:space="preserve">• </w:t>
       </w:r>
@@ -120,6 +150,9 @@
       </w:r>
     </w:p>
     <w:p>
+      <w:pPr>
+        <w:keepLines/>
+      </w:pPr>
       <w:r>
         <w:t xml:space="preserve">• </w:t>
       </w:r>
@@ -134,6 +167,9 @@
       </w:r>
     </w:p>
     <w:p>
+      <w:pPr>
+        <w:keepLines/>
+      </w:pPr>
       <w:r>
         <w:t xml:space="preserve">• </w:t>
       </w:r>
@@ -148,6 +184,9 @@
       </w:r>
     </w:p>
     <w:p>
+      <w:pPr>
+        <w:keepLines/>
+      </w:pPr>
       <w:r>
         <w:t xml:space="preserve">• </w:t>
       </w:r>
@@ -162,6 +201,9 @@
       </w:r>
     </w:p>
     <w:p>
+      <w:pPr>
+        <w:keepLines/>
+      </w:pPr>
       <w:r>
         <w:t xml:space="preserve">• </w:t>
       </w:r>
@@ -176,6 +218,9 @@
       </w:r>
     </w:p>
     <w:p>
+      <w:pPr>
+        <w:keepLines/>
+      </w:pPr>
       <w:r>
         <w:t xml:space="preserve">• </w:t>
       </w:r>
@@ -190,6 +235,9 @@
       </w:r>
     </w:p>
     <w:p>
+      <w:pPr>
+        <w:keepLines/>
+      </w:pPr>
       <w:r>
         <w:t xml:space="preserve">• </w:t>
       </w:r>
@@ -204,6 +252,9 @@
       </w:r>
     </w:p>
     <w:p>
+      <w:pPr>
+        <w:keepLines/>
+      </w:pPr>
       <w:r>
         <w:t xml:space="preserve">• </w:t>
       </w:r>
@@ -218,6 +269,9 @@
       </w:r>
     </w:p>
     <w:p>
+      <w:pPr>
+        <w:keepLines/>
+      </w:pPr>
       <w:r>
         <w:t xml:space="preserve">• </w:t>
       </w:r>
@@ -240,43 +294,58 @@
       </w:r>
     </w:p>
     <w:p>
+      <w:pPr>
+        <w:keepLines/>
+      </w:pPr>
       <w:r>
         <w:t xml:space="preserve">1. </w:t>
       </w:r>
       <w:r>
-        <w:t>Darwinian evolution explains adaptation through descent with modification.</w:t>
+        <w:t>Descent with modification links inherited similarities and differences to shared ancestors. Evolution has no goal or ladder of progress.</w:t>
       </w:r>
     </w:p>
     <w:p>
+      <w:pPr>
+        <w:keepLines/>
+      </w:pPr>
       <w:r>
         <w:t xml:space="preserve">2. </w:t>
       </w:r>
       <w:r>
-        <w:t>Natural selection requires variation, heritability, and unequal reproductive success.</w:t>
+        <w:t>Natural selection sorts existing heritable variation through unequal reproductive success; need does not create a useful mutation.</w:t>
       </w:r>
     </w:p>
     <w:p>
+      <w:pPr>
+        <w:keepLines/>
+      </w:pPr>
       <w:r>
         <w:t xml:space="preserve">3. </w:t>
       </w:r>
       <w:r>
-        <w:t>Fitness means relative reproductive success in a particular environment.</w:t>
+        <w:t>Fitness is reproductive success relative to others in the same population and environment. Strength or survival alone is insufficient.</w:t>
       </w:r>
     </w:p>
     <w:p>
+      <w:pPr>
+        <w:keepLines/>
+      </w:pPr>
       <w:r>
         <w:t xml:space="preserve">4. </w:t>
       </w:r>
       <w:r>
-        <w:t>Fossils, homology, biogeography, and molecular evidence support common ancestry.</w:t>
+        <w:t>Fossils, homologous anatomy, biogeography, and DNA support common ancestry. Similar function alone can reflect convergence.</w:t>
       </w:r>
     </w:p>
     <w:p>
+      <w:pPr>
+        <w:keepLines/>
+      </w:pPr>
       <w:r>
         <w:t xml:space="preserve">5. </w:t>
       </w:r>
       <w:r>
-        <w:t>Evolution changes populations over generations, not individual organisms during life.</w:t>
+        <w:t>Individuals can acclimate; populations evolve across generations. Test selection with evidence of inheritance and reproductive differences.</w:t>
       </w:r>
     </w:p>
     <w:p>
@@ -288,35 +357,47 @@
       </w:r>
     </w:p>
     <w:p>
+      <w:pPr>
+        <w:keepLines/>
+      </w:pPr>
       <w:r>
         <w:t xml:space="preserve">1. </w:t>
       </w:r>
       <w:r>
-        <w:t>Start with the module's central claim before memorizing vocabulary.</w:t>
+        <w:t>Complete Lab 13 as a prediction, evidence check, and revision exercise. No internet or special equipment is needed.</w:t>
       </w:r>
     </w:p>
     <w:p>
+      <w:pPr>
+        <w:keepLines/>
+      </w:pPr>
       <w:r>
         <w:t xml:space="preserve">2. </w:t>
       </w:r>
       <w:r>
-        <w:t>Use the module's companion lab (see the course schedule pairing) as the evidence check.</w:t>
+        <w:t>Answer the learning questions as homework practice; show reasoning and units when a question supplies numbers.</w:t>
       </w:r>
     </w:p>
     <w:p>
+      <w:pPr>
+        <w:keepLines/>
+      </w:pPr>
       <w:r>
         <w:t xml:space="preserve">3. </w:t>
       </w:r>
       <w:r>
-        <w:t>Explain one mechanism in words, then redraw it as a simple diagram.</w:t>
+        <w:t>Use Practice Test 03, then check its self-contained key and explain any correction in your own words.</w:t>
       </w:r>
     </w:p>
     <w:p>
+      <w:pPr>
+        <w:keepLines/>
+      </w:pPr>
       <w:r>
         <w:t xml:space="preserve">4. </w:t>
       </w:r>
       <w:r>
-        <w:t>Answer retrieval questions without notes, then revise with the terms list.</w:t>
+        <w:t>Connect each answer to a mechanism and evidence, rather than a memorized definition alone.</w:t>
       </w:r>
     </w:p>
     <w:p>
@@ -328,6 +409,9 @@
       </w:r>
     </w:p>
     <w:p>
+      <w:pPr>
+        <w:keepLines/>
+      </w:pPr>
       <w:r>
         <w:t xml:space="preserve">• </w:t>
       </w:r>
@@ -347,6 +431,9 @@
       </w:r>
     </w:p>
     <w:p>
+      <w:pPr>
+        <w:keepLines/>
+      </w:pPr>
       <w:r>
         <w:t xml:space="preserve">• </w:t>
       </w:r>
@@ -355,6 +442,9 @@
       </w:r>
     </w:p>
     <w:p>
+      <w:pPr>
+        <w:keepLines/>
+      </w:pPr>
       <w:r>
         <w:t xml:space="preserve">• </w:t>
       </w:r>
@@ -363,6 +453,9 @@
       </w:r>
     </w:p>
     <w:p>
+      <w:pPr>
+        <w:keepLines/>
+      </w:pPr>
       <w:r>
         <w:t xml:space="preserve">• </w:t>
       </w:r>
@@ -806,7 +899,7 @@
       <w:rFonts w:asciiTheme="majorHAnsi" w:eastAsiaTheme="majorEastAsia" w:hAnsiTheme="majorHAnsi" w:cstheme="majorBidi"/>
       <w:b/>
       <w:bCs/>
-      <w:color w:val="365F91" w:themeColor="accent1" w:themeShade="BF"/>
+      <w:color w:val="000000"/>
       <w:sz w:val="28"/>
       <w:szCs w:val="28"/>
     </w:rPr>
@@ -830,7 +923,7 @@
       <w:rFonts w:asciiTheme="majorHAnsi" w:eastAsiaTheme="majorEastAsia" w:hAnsiTheme="majorHAnsi" w:cstheme="majorBidi"/>
       <w:b/>
       <w:bCs/>
-      <w:color w:val="4F81BD" w:themeColor="accent1"/>
+      <w:color w:val="000000"/>
       <w:sz w:val="26"/>
       <w:szCs w:val="26"/>
     </w:rPr>
@@ -854,7 +947,7 @@
       <w:rFonts w:asciiTheme="majorHAnsi" w:eastAsiaTheme="majorEastAsia" w:hAnsiTheme="majorHAnsi" w:cstheme="majorBidi"/>
       <w:b/>
       <w:bCs/>
-      <w:color w:val="4F81BD" w:themeColor="accent1"/>
+      <w:color w:val="000000"/>
     </w:rPr>
   </w:style>
   <w:style w:type="paragraph" w:styleId="Heading4">
@@ -879,7 +972,7 @@
       <w:bCs/>
       <w:i/>
       <w:iCs/>
-      <w:color w:val="4F81BD" w:themeColor="accent1"/>
+      <w:color w:val="000000"/>
     </w:rPr>
   </w:style>
   <w:style w:type="paragraph" w:styleId="Heading5">
@@ -900,7 +993,7 @@
     </w:pPr>
     <w:rPr>
       <w:rFonts w:asciiTheme="majorHAnsi" w:eastAsiaTheme="majorEastAsia" w:hAnsiTheme="majorHAnsi" w:cstheme="majorBidi"/>
-      <w:color w:val="243F60" w:themeColor="accent1" w:themeShade="7F"/>
+      <w:color w:val="000000"/>
     </w:rPr>
   </w:style>
   <w:style w:type="paragraph" w:styleId="Heading6">
@@ -923,7 +1016,7 @@
       <w:rFonts w:asciiTheme="majorHAnsi" w:eastAsiaTheme="majorEastAsia" w:hAnsiTheme="majorHAnsi" w:cstheme="majorBidi"/>
       <w:i/>
       <w:iCs/>
-      <w:color w:val="243F60" w:themeColor="accent1" w:themeShade="7F"/>
+      <w:color w:val="000000"/>
     </w:rPr>
   </w:style>
   <w:style w:type="paragraph" w:styleId="Heading7">
@@ -1093,7 +1186,7 @@
     </w:pPr>
     <w:rPr>
       <w:rFonts w:asciiTheme="majorHAnsi" w:eastAsiaTheme="majorEastAsia" w:hAnsiTheme="majorHAnsi" w:cstheme="majorBidi"/>
-      <w:color w:val="17365D" w:themeColor="text2" w:themeShade="BF"/>
+      <w:color w:val="000000"/>
       <w:spacing w:val="5"/>
       <w:kern w:val="28"/>
       <w:sz w:val="52"/>
@@ -1132,7 +1225,7 @@
       <w:rFonts w:asciiTheme="majorHAnsi" w:eastAsiaTheme="majorEastAsia" w:hAnsiTheme="majorHAnsi" w:cstheme="majorBidi"/>
       <w:i/>
       <w:iCs/>
-      <w:color w:val="4F81BD" w:themeColor="accent1"/>
+      <w:color w:val="000000"/>
       <w:spacing w:val="15"/>
       <w:sz w:val="24"/>
       <w:szCs w:val="24"/>
